--- a/scorecard-General/PAGINA-2BI/academia/materiales/12_VIP_InCompany_Plan_Negocio.docx
+++ b/scorecard-General/PAGINA-2BI/academia/materiales/12_VIP_InCompany_Plan_Negocio.docx
@@ -1780,7 +1780,7 @@
           <w:sz w:val="22"/>
           <w:szCs w:val="22"/>
         </w:rPr>
-        <w:t xml:space="preserve">Implementación nueva de Power BI Premium o Microsoft Fabric.</w:t>
+        <w:t xml:space="preserve">Implementación nueva de Power BI Premium o Power BI Premium.</w:t>
       </w:r>
     </w:p>
     <w:p>
@@ -4802,7 +4802,7 @@
           <w:sz w:val="36"/>
           <w:szCs w:val="36"/>
         </w:rPr>
-        <w:t xml:space="preserve">5. Automatización con n8n + AI</w:t>
+        <w:t xml:space="preserve">5. Automatización con Power BI Subscriptions + AI</w:t>
       </w:r>
     </w:p>
     <w:p>
@@ -4866,7 +4866,7 @@
           <w:sz w:val="22"/>
           <w:szCs w:val="22"/>
         </w:rPr>
-        <w:t xml:space="preserve">Webhook LinkedIn outbound → n8n captura datos → enriquecimiento con Apollo / Clearbit → score automático → asigna a pipeline en Notion CRM con etiqueta 'VIP Prospect'.</w:t>
+        <w:t xml:space="preserve">Webhook LinkedIn outbound → Power BI Subscriptions captura datos → enriquecimiento con Apollo / Clearbit → score automático → asigna a pipeline en Notion CRM con etiqueta 'VIP Prospect'.</w:t>
       </w:r>
     </w:p>
     <w:p>
@@ -4898,7 +4898,7 @@
           <w:sz w:val="22"/>
           <w:szCs w:val="22"/>
         </w:rPr>
-        <w:t xml:space="preserve">Calendly → webhook → n8n agrega evento al Google Calendar + envía email de confirmación con cuestionario diagnóstico (Tally) → 24 hrs antes manda reminder → al finalizar, dispara email de propuesta automática usando datos del cuestionario + LLM (Claude Sonnet) que personaliza el saludo.</w:t>
+        <w:t xml:space="preserve">Calendly → webhook → Power BI Subscriptions agrega evento al Google Calendar + envía email de confirmación con cuestionario diagnóstico (Tally) → 24 hrs antes manda reminder → al finalizar, dispara email de propuesta automática usando datos del cuestionario + LLM (Claude Sonnet) que personaliza el saludo.</w:t>
       </w:r>
     </w:p>
     <w:p>
@@ -4930,7 +4930,7 @@
           <w:sz w:val="22"/>
           <w:szCs w:val="22"/>
         </w:rPr>
-        <w:t xml:space="preserve">Anticipo confirmado → n8n crea Slack channel privado del proyecto → comparte plantillas → agenda kickoff con 5 stakeholders → emite factura automatizada → crea proyecto en GitHub privado.</w:t>
+        <w:t xml:space="preserve">Anticipo confirmado → Power BI Subscriptions crea Slack channel privado del proyecto → comparte plantillas → agenda kickoff con 5 stakeholders → emite factura automatizada → crea proyecto en GitHub privado.</w:t>
       </w:r>
     </w:p>
     <w:p>
@@ -4962,7 +4962,7 @@
           <w:sz w:val="22"/>
           <w:szCs w:val="22"/>
         </w:rPr>
-        <w:t xml:space="preserve">Cada lunes 8am: n8n consulta Notion CRM → calcula KPIs (leads, conversión, alumnos activos, ingreso semanal) → genera dashboard PNG → envía al WhatsApp del instructor con resumen.</w:t>
+        <w:t xml:space="preserve">Cada lunes 8am: Power BI Subscriptions consulta Notion CRM → calcula KPIs (leads, conversión, alumnos activos, ingreso semanal) → genera dashboard PNG → envía al WhatsApp del instructor con resumen.</w:t>
       </w:r>
     </w:p>
     <w:p>
@@ -5141,7 +5141,7 @@
                 <w:sz w:val="20"/>
                 <w:szCs w:val="20"/>
               </w:rPr>
-              <w:t xml:space="preserve">n8n self-hosted (Hetzner)</w:t>
+              <w:t xml:space="preserve">Power BI Subscriptions self-hosted (Hetzner)</w:t>
             </w:r>
           </w:p>
         </w:tc>
@@ -5604,7 +5604,7 @@
                 <w:sz w:val="20"/>
                 <w:szCs w:val="20"/>
               </w:rPr>
-              <w:t xml:space="preserve">Envío emails desde n8n</w:t>
+              <w:t xml:space="preserve">Envío emails desde Power BI Subscriptions</w:t>
             </w:r>
           </w:p>
         </w:tc>
@@ -5676,7 +5676,7 @@
                 <w:sz w:val="20"/>
                 <w:szCs w:val="20"/>
               </w:rPr>
-              <w:t xml:space="preserve">Anthropic Claude API</w:t>
+              <w:t xml:space="preserve">Smart Narrative API</w:t>
             </w:r>
           </w:p>
         </w:tc>
@@ -8927,7 +8927,7 @@
           <w:sz w:val="22"/>
           <w:szCs w:val="22"/>
         </w:rPr>
-        <w:t xml:space="preserve">[ ] n8n con flujo de captura B2B funcionando.</w:t>
+        <w:t xml:space="preserve">[ ] Power BI Subscriptions con flujo de captura B2B funcionando.</w:t>
       </w:r>
     </w:p>
     <w:p>

--- a/scorecard-General/PAGINA-2BI/academia/materiales/12_VIP_InCompany_Plan_Negocio.docx
+++ b/scorecard-General/PAGINA-2BI/academia/materiales/12_VIP_InCompany_Plan_Negocio.docx
@@ -4898,7 +4898,7 @@
           <w:sz w:val="22"/>
           <w:szCs w:val="22"/>
         </w:rPr>
-        <w:t xml:space="preserve">Calendly → webhook → Power BI Subscriptions agrega evento al Google Calendar + envía email de confirmación con cuestionario diagnóstico (Tally) → 24 hrs antes manda reminder → al finalizar, dispara email de propuesta automática usando datos del cuestionario + LLM (Claude Sonnet) que personaliza el saludo.</w:t>
+        <w:t xml:space="preserve">Calendly agenda la sesión y envía confirmación con cuestionario diagnóstico (Tally). 24 hrs antes, reminder automático. Al cierre, propuesta personalizada plantilla DOCX usando los datos del cuestionario.</w:t>
       </w:r>
     </w:p>
     <w:p>
